--- a/v2/Prologue.docx
+++ b/v2/Prologue.docx
@@ -25,22 +25,35 @@
         <w:t>has</w:t>
       </w:r>
       <w:r>
-        <w:t xml:space="preserve"> asked themselves, what’s the point in maths</w:t>
+        <w:t xml:space="preserve"> asked themselves, what’s the point in </w:t>
+      </w:r>
+      <w:proofErr w:type="gramStart"/>
+      <w:r>
+        <w:t>maths</w:t>
       </w:r>
       <w:r>
         <w:t>?.</w:t>
       </w:r>
+      <w:proofErr w:type="gramEnd"/>
     </w:p>
     <w:p>
       <w:r>
         <w:t>Wrestling with “x” this, “y” that,</w:t>
       </w:r>
       <w:r>
-        <w:t xml:space="preserve"> or  working out the probability of picking a red sock from a sack of unsorted</w:t>
-      </w:r>
-      <w:r>
         <w:t xml:space="preserve"> </w:t>
       </w:r>
+      <w:proofErr w:type="gramStart"/>
+      <w:r>
+        <w:t>or  working</w:t>
+      </w:r>
+      <w:proofErr w:type="gramEnd"/>
+      <w:r>
+        <w:t xml:space="preserve"> out the probability of picking a red sock from a sack of unsorted</w:t>
+      </w:r>
+      <w:r>
+        <w:t xml:space="preserve"> </w:t>
+      </w:r>
       <w:r>
         <w:t>undergarments. W</w:t>
       </w:r>
@@ -63,8 +76,13 @@
       </w:r>
     </w:p>
     <w:p>
-      <w:r>
-        <w:t>In reality,80% of students in the UK will drop maths by 16</w:t>
+      <w:proofErr w:type="gramStart"/>
+      <w:r>
+        <w:t>In reality,80% of</w:t>
+      </w:r>
+      <w:proofErr w:type="gramEnd"/>
+      <w:r>
+        <w:t xml:space="preserve"> students in the UK will drop maths by 16</w:t>
       </w:r>
       <w:r>
         <w:t>, entering</w:t>
@@ -121,7 +139,15 @@
     </w:p>
     <w:p>
       <w:r>
-        <w:t>The Hollywood blockbuster, The Imitation Game grossed  $233 dollars worldwide</w:t>
+        <w:t xml:space="preserve">The Hollywood blockbuster, The Imitation Game </w:t>
+      </w:r>
+      <w:proofErr w:type="gramStart"/>
+      <w:r>
+        <w:t>grossed  $</w:t>
+      </w:r>
+      <w:proofErr w:type="gramEnd"/>
+      <w:r>
+        <w:t>233 dollars worldwide</w:t>
       </w:r>
       <w:r>
         <w:t xml:space="preserve"> when it released in 2014</w:t>
@@ -130,13 +156,21 @@
         <w:t>.  It covers the life of Alan Turning, who developed a machine that could</w:t>
       </w:r>
       <w:r>
-        <w:t xml:space="preserve"> counter </w:t>
-      </w:r>
-      <w:r>
         <w:t xml:space="preserve"> </w:t>
       </w:r>
-      <w:r>
-        <w:t xml:space="preserve">Nazi German’s </w:t>
+      <w:proofErr w:type="gramStart"/>
+      <w:r>
+        <w:t xml:space="preserve">counter </w:t>
+      </w:r>
+      <w:r>
+        <w:t xml:space="preserve"> </w:t>
+      </w:r>
+      <w:r>
+        <w:t>Nazi</w:t>
+      </w:r>
+      <w:proofErr w:type="gramEnd"/>
+      <w:r>
+        <w:t xml:space="preserve"> German’s </w:t>
       </w:r>
       <w:r>
         <w:rPr>
@@ -170,7 +204,23 @@
         <w:t xml:space="preserve">only </w:t>
       </w:r>
       <w:r>
-        <w:t>the send and receiver knew the real content of the those messages.</w:t>
+        <w:t xml:space="preserve">the send and </w:t>
+      </w:r>
+      <w:proofErr w:type="spellStart"/>
+      <w:r>
+        <w:t>receiver</w:t>
+      </w:r>
+      <w:proofErr w:type="spellEnd"/>
+      <w:r>
+        <w:t xml:space="preserve"> knew the real content of </w:t>
+      </w:r>
+      <w:proofErr w:type="gramStart"/>
+      <w:r>
+        <w:t>the those</w:t>
+      </w:r>
+      <w:proofErr w:type="gramEnd"/>
+      <w:r>
+        <w:t xml:space="preserve"> messages.</w:t>
       </w:r>
       <w:r>
         <w:t xml:space="preserve"> To others it would appear as a random stream of letters.</w:t>
@@ -178,10 +228,18 @@
     </w:p>
     <w:p>
       <w:r>
-        <w:t>Alan and his fellow code breakers were based at the Buckinghamshire estate of Bletchley Park,</w:t>
-      </w:r>
-      <w:r>
-        <w:t xml:space="preserve"> and </w:t>
+        <w:t xml:space="preserve">Alan and his fellow code breakers were based at the Buckinghamshire estate of </w:t>
+      </w:r>
+      <w:proofErr w:type="gramStart"/>
+      <w:r>
+        <w:t>Bletchley Park,</w:t>
+      </w:r>
+      <w:r>
+        <w:t xml:space="preserve"> and</w:t>
+      </w:r>
+      <w:proofErr w:type="gramEnd"/>
+      <w:r>
+        <w:t xml:space="preserve"> </w:t>
       </w:r>
       <w:r>
         <w:t>turned the tide of the Second World War</w:t>
@@ -234,7 +292,25 @@
           <w:i/>
           <w:iCs/>
         </w:rPr>
-        <w:t xml:space="preserve">the suave Ian Malcolm in the Jurassic Park films was a mathematician. More recently, Oppenheimer grossed almost a billion dollars world wide. It follows the work of J. Robert Oppenheimer, whose profession was something called a Theoretic Physicist. </w:t>
+        <w:t xml:space="preserve">the suave Ian Malcolm in the Jurassic Park films was a mathematician. More recently, Oppenheimer grossed almost a billion dollars </w:t>
+      </w:r>
+      <w:proofErr w:type="spellStart"/>
+      <w:proofErr w:type="gramStart"/>
+      <w:r>
+        <w:rPr>
+          <w:i/>
+          <w:iCs/>
+        </w:rPr>
+        <w:t>world wide</w:t>
+      </w:r>
+      <w:proofErr w:type="spellEnd"/>
+      <w:proofErr w:type="gramEnd"/>
+      <w:r>
+        <w:rPr>
+          <w:i/>
+          <w:iCs/>
+        </w:rPr>
+        <w:t xml:space="preserve">. It follows the work of J. Robert Oppenheimer, whose profession was something called a Theoretic Physicist. </w:t>
       </w:r>
       <w:r>
         <w:rPr>
@@ -398,7 +474,11 @@
     </w:p>
     <w:p>
       <w:r>
-        <w:t>Because i</w:t>
+        <w:t xml:space="preserve">Because </w:t>
+      </w:r>
+      <w:proofErr w:type="gramStart"/>
+      <w:r>
+        <w:t>i</w:t>
       </w:r>
       <w:r>
         <w:t>n reality</w:t>
@@ -407,16 +487,36 @@
         <w:t xml:space="preserve"> </w:t>
       </w:r>
       <w:r>
-        <w:t xml:space="preserve">much of the work that drives defence and national security activities relies on  </w:t>
-      </w:r>
-      <w:r>
-        <w:t xml:space="preserve">a population </w:t>
-      </w:r>
-      <w:r>
-        <w:t xml:space="preserve">that apply these skills in a </w:t>
-      </w:r>
-      <w:r>
-        <w:t xml:space="preserve">number of </w:t>
+        <w:t>much</w:t>
+      </w:r>
+      <w:proofErr w:type="gramEnd"/>
+      <w:r>
+        <w:t xml:space="preserve"> of the work that drives defence and national security activities relies </w:t>
+      </w:r>
+      <w:proofErr w:type="gramStart"/>
+      <w:r>
+        <w:t xml:space="preserve">on  </w:t>
+      </w:r>
+      <w:r>
+        <w:t>a</w:t>
+      </w:r>
+      <w:proofErr w:type="gramEnd"/>
+      <w:r>
+        <w:t xml:space="preserve"> population </w:t>
+      </w:r>
+      <w:r>
+        <w:t xml:space="preserve">that apply these skills in </w:t>
+      </w:r>
+      <w:proofErr w:type="gramStart"/>
+      <w:r>
+        <w:t xml:space="preserve">a </w:t>
+      </w:r>
+      <w:r>
+        <w:t>number of</w:t>
+      </w:r>
+      <w:proofErr w:type="gramEnd"/>
+      <w:r>
+        <w:t xml:space="preserve"> </w:t>
       </w:r>
       <w:r>
         <w:t>un</w:t>
@@ -427,7 +527,15 @@
     </w:p>
     <w:p>
       <w:r>
-        <w:t xml:space="preserve">There are well publicsied organisations in UK government. </w:t>
+        <w:t xml:space="preserve">There are well </w:t>
+      </w:r>
+      <w:proofErr w:type="spellStart"/>
+      <w:r>
+        <w:t>publicsied</w:t>
+      </w:r>
+      <w:proofErr w:type="spellEnd"/>
+      <w:r>
+        <w:t xml:space="preserve"> organisations in UK government. </w:t>
       </w:r>
       <w:r>
         <w:t>GCHQ</w:t>
@@ -439,10 +547,18 @@
         <w:t>re</w:t>
       </w:r>
       <w:r>
-        <w:t xml:space="preserve">d in the Cheltenham-based ‘doughnut’ building </w:t>
-      </w:r>
-      <w:r>
-        <w:t xml:space="preserve"> draws much of the attention from maths folk looking to turn their trade in for public good</w:t>
+        <w:t xml:space="preserve">d in the Cheltenham-based ‘doughnut’ </w:t>
+      </w:r>
+      <w:proofErr w:type="gramStart"/>
+      <w:r>
+        <w:t xml:space="preserve">building </w:t>
+      </w:r>
+      <w:r>
+        <w:t xml:space="preserve"> draws</w:t>
+      </w:r>
+      <w:proofErr w:type="gramEnd"/>
+      <w:r>
+        <w:t xml:space="preserve"> much of the attention from maths folk looking to turn their trade in for public good</w:t>
       </w:r>
       <w:r>
         <w:t>. As the modern-day successor to work at Bletchley Park,</w:t>
@@ -465,7 +581,15 @@
         <w:t>,</w:t>
       </w:r>
       <w:r>
-        <w:t xml:space="preserve"> when in fact their role is closer to that of a journalist – identifying  people (sources / agents) with information of relevance to defence of the realm and building long term relationships with them.</w:t>
+        <w:t xml:space="preserve"> when in fact their role is closer to that of a journalist – </w:t>
+      </w:r>
+      <w:proofErr w:type="gramStart"/>
+      <w:r>
+        <w:t>identifying  people</w:t>
+      </w:r>
+      <w:proofErr w:type="gramEnd"/>
+      <w:r>
+        <w:t xml:space="preserve"> (sources / agents) with information of relevance to defence of the realm and building long term relationships with them.</w:t>
       </w:r>
     </w:p>
     <w:p>
@@ -495,14 +619,27 @@
       <w:r>
         <w:t xml:space="preserve">By its nature, this kind of work rarely makes on to the news. One of the exceptions was the raid in </w:t>
       </w:r>
-      <w:r>
-        <w:t xml:space="preserve">Abotta in </w:t>
+      <w:proofErr w:type="spellStart"/>
+      <w:r>
+        <w:t>Abotta</w:t>
+      </w:r>
+      <w:proofErr w:type="spellEnd"/>
+      <w:r>
+        <w:t xml:space="preserve"> in </w:t>
       </w:r>
       <w:r>
         <w:t>Pakistan</w:t>
       </w:r>
       <w:r>
-        <w:t xml:space="preserve"> led by US Navy’s SEAL Team Six  where the backbone of the analysis to locate OBL was </w:t>
+        <w:t xml:space="preserve"> led by US Navy’s SEAL Team </w:t>
+      </w:r>
+      <w:proofErr w:type="gramStart"/>
+      <w:r>
+        <w:t>Six  where</w:t>
+      </w:r>
+      <w:proofErr w:type="gramEnd"/>
+      <w:r>
+        <w:t xml:space="preserve"> the backbone of the analysis to locate OBL was </w:t>
       </w:r>
       <w:r>
         <w:t xml:space="preserve">essentially </w:t>
@@ -521,7 +658,15 @@
         <w:t>Closer to home</w:t>
       </w:r>
       <w:r>
-        <w:t>, history of miltiar OR</w:t>
+        <w:t xml:space="preserve">, history of </w:t>
+      </w:r>
+      <w:proofErr w:type="spellStart"/>
+      <w:r>
+        <w:t>miltiar</w:t>
+      </w:r>
+      <w:proofErr w:type="spellEnd"/>
+      <w:r>
+        <w:t xml:space="preserve"> OR</w:t>
       </w:r>
     </w:p>
     <w:p/>
